--- a/public/upload/rubrique_PEV21-09-251305.docx
+++ b/public/upload/rubrique_PEV21-09-251305.docx
@@ -1,6 +1,6 @@
 
 <file path=word/document.xml><?xml version="1.0" encoding="utf-8"?>
-<w:document xmlns:wpc="http://schemas.microsoft.com/office/word/2010/wordprocessingCanvas" xmlns:cx="http://schemas.microsoft.com/office/drawing/2014/chartex" xmlns:cx1="http://schemas.microsoft.com/office/drawing/2015/9/8/chartex" xmlns:cx2="http://schemas.microsoft.com/office/drawing/2015/10/21/chartex" xmlns:cx3="http://schemas.microsoft.com/office/drawing/2016/5/9/chartex" xmlns:cx4="http://schemas.microsoft.com/office/drawing/2016/5/10/chartex" xmlns:cx5="http://schemas.microsoft.com/office/drawing/2016/5/11/chartex" xmlns:cx6="http://schemas.microsoft.com/office/drawing/2016/5/12/chartex" xmlns:cx7="http://schemas.microsoft.com/office/drawing/2016/5/13/chartex" xmlns:cx8="http://schemas.microsoft.com/office/drawing/2016/5/14/chartex" xmlns:mc="http://schemas.openxmlformats.org/markup-compatibility/2006" xmlns:aink="http://schemas.microsoft.com/office/drawing/2016/ink" xmlns:am3d="http://schemas.microsoft.com/office/drawing/2017/model3d" xmlns:o="urn:schemas-microsoft-com:office:office" xmlns:r="http://schemas.openxmlformats.org/officeDocument/2006/relationships" xmlns:m="http://schemas.openxmlformats.org/officeDocument/2006/math" xmlns:v="urn:schemas-microsoft-com:vml" xmlns:wp14="http://schemas.microsoft.com/office/word/2010/wordprocessingDrawing" xmlns:wp="http://schemas.openxmlformats.org/drawingml/2006/wordprocessingDrawing" xmlns:w10="urn:schemas-microsoft-com:office:word" xmlns:w="http://schemas.openxmlformats.org/wordprocessingml/2006/main" xmlns:w14="http://schemas.microsoft.com/office/word/2010/wordml" xmlns:w15="http://schemas.microsoft.com/office/word/2012/wordml" xmlns:w16cid="http://schemas.microsoft.com/office/word/2016/wordml/cid" xmlns:w16se="http://schemas.microsoft.com/office/word/2015/wordml/symex" xmlns:wpg="http://schemas.microsoft.com/office/word/2010/wordprocessingGroup" xmlns:wpi="http://schemas.microsoft.com/office/word/2010/wordprocessingInk" xmlns:wne="http://schemas.microsoft.com/office/word/2006/wordml" xmlns:wps="http://schemas.microsoft.com/office/word/2010/wordprocessingShape" mc:Ignorable="w14 w15 w16se w16cid wp14">
+<w:document xmlns:wpc="http://schemas.microsoft.com/office/word/2010/wordprocessingCanvas" xmlns:cx="http://schemas.microsoft.com/office/drawing/2014/chartex" xmlns:cx1="http://schemas.microsoft.com/office/drawing/2015/9/8/chartex" xmlns:cx2="http://schemas.microsoft.com/office/drawing/2015/10/21/chartex" xmlns:cx3="http://schemas.microsoft.com/office/drawing/2016/5/9/chartex" xmlns:cx4="http://schemas.microsoft.com/office/drawing/2016/5/10/chartex" xmlns:cx5="http://schemas.microsoft.com/office/drawing/2016/5/11/chartex" xmlns:cx6="http://schemas.microsoft.com/office/drawing/2016/5/12/chartex" xmlns:cx7="http://schemas.microsoft.com/office/drawing/2016/5/13/chartex" xmlns:cx8="http://schemas.microsoft.com/office/drawing/2016/5/14/chartex" xmlns:mc="http://schemas.openxmlformats.org/markup-compatibility/2006" xmlns:aink="http://schemas.microsoft.com/office/drawing/2016/ink" xmlns:am3d="http://schemas.microsoft.com/office/drawing/2017/model3d" xmlns:o="urn:schemas-microsoft-com:office:office" xmlns:oel="http://schemas.microsoft.com/office/2019/extlst" xmlns:r="http://schemas.openxmlformats.org/officeDocument/2006/relationships" xmlns:m="http://schemas.openxmlformats.org/officeDocument/2006/math" xmlns:v="urn:schemas-microsoft-com:vml" xmlns:wp14="http://schemas.microsoft.com/office/word/2010/wordprocessingDrawing" xmlns:wp="http://schemas.openxmlformats.org/drawingml/2006/wordprocessingDrawing" xmlns:w10="urn:schemas-microsoft-com:office:word" xmlns:w="http://schemas.openxmlformats.org/wordprocessingml/2006/main" xmlns:w14="http://schemas.microsoft.com/office/word/2010/wordml" xmlns:w15="http://schemas.microsoft.com/office/word/2012/wordml" xmlns:w16cex="http://schemas.microsoft.com/office/word/2018/wordml/cex" xmlns:w16cid="http://schemas.microsoft.com/office/word/2016/wordml/cid" xmlns:w16="http://schemas.microsoft.com/office/word/2018/wordml" xmlns:w16du="http://schemas.microsoft.com/office/word/2023/wordml/word16du" xmlns:w16sdtdh="http://schemas.microsoft.com/office/word/2020/wordml/sdtdatahash" xmlns:w16sdtfl="http://schemas.microsoft.com/office/word/2024/wordml/sdtformatlock" xmlns:w16se="http://schemas.microsoft.com/office/word/2015/wordml/symex" xmlns:wpg="http://schemas.microsoft.com/office/word/2010/wordprocessingGroup" xmlns:wpi="http://schemas.microsoft.com/office/word/2010/wordprocessingInk" xmlns:wne="http://schemas.microsoft.com/office/word/2006/wordml" xmlns:wps="http://schemas.microsoft.com/office/word/2010/wordprocessingShape" mc:Ignorable="w14 w15 w16se w16cid w16 w16cex w16sdtdh w16sdtfl w16du wp14">
   <w:body>
     <w:p>
       <w:pPr>
@@ -161,8 +161,6 @@
           <w:rFonts w:ascii="Times New Roman"/>
         </w:rPr>
       </w:pPr>
-      <w:bookmarkStart w:id="0" w:name="_GoBack"/>
-      <w:bookmarkEnd w:id="0"/>
     </w:p>
     <w:p>
       <w:pPr>
@@ -201,16 +199,16 @@
         <mc:AlternateContent>
           <mc:Choice Requires="wps">
             <w:drawing>
-              <wp:anchor distT="0" distB="0" distL="114300" distR="114300" simplePos="0" relativeHeight="251687424" behindDoc="0" locked="0" layoutInCell="1" allowOverlap="1">
+              <wp:anchor distT="0" distB="0" distL="114300" distR="114300" simplePos="0" relativeHeight="251687424" behindDoc="0" locked="0" layoutInCell="1" allowOverlap="1" wp14:anchorId="5A8FFAFD" wp14:editId="42A9C550">
                 <wp:simplePos x="0" y="0"/>
                 <wp:positionH relativeFrom="column">
-                  <wp:posOffset>-350520</wp:posOffset>
+                  <wp:posOffset>-353637</wp:posOffset>
                 </wp:positionH>
                 <wp:positionV relativeFrom="paragraph">
-                  <wp:posOffset>140970</wp:posOffset>
+                  <wp:posOffset>98474</wp:posOffset>
                 </wp:positionV>
-                <wp:extent cx="10801350" cy="1337310"/>
-                <wp:effectExtent l="0" t="0" r="19050" b="15240"/>
+                <wp:extent cx="10801350" cy="1384812"/>
+                <wp:effectExtent l="0" t="0" r="19050" b="25400"/>
                 <wp:wrapNone/>
                 <wp:docPr id="51" name="Rectangle 51"/>
                 <wp:cNvGraphicFramePr/>
@@ -221,7 +219,7 @@
                       <wps:spPr>
                         <a:xfrm>
                           <a:off x="0" y="0"/>
-                          <a:ext cx="10801350" cy="1337310"/>
+                          <a:ext cx="10801350" cy="1384812"/>
                         </a:xfrm>
                         <a:prstGeom prst="rect">
                           <a:avLst/>
@@ -304,7 +302,7 @@
           </mc:Choice>
           <mc:Fallback>
             <w:pict>
-              <v:rect id="Rectangle 51" o:spid="_x0000_s1026" style="position:absolute;margin-left:-27.6pt;margin-top:11.1pt;width:850.5pt;height:105.3pt;z-index:251687424;visibility:visible;mso-wrap-style:square;mso-width-percent:0;mso-height-percent:0;mso-wrap-distance-left:9pt;mso-wrap-distance-top:0;mso-wrap-distance-right:9pt;mso-wrap-distance-bottom:0;mso-position-horizontal:absolute;mso-position-horizontal-relative:text;mso-position-vertical:absolute;mso-position-vertical-relative:text;mso-width-percent:0;mso-height-percent:0;mso-width-relative:margin;mso-height-relative:margin;v-text-anchor:middle" o:gfxdata="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" fillcolor="#1520f7" strokecolor="#243f60 [1604]" strokeweight="2pt">
+              <v:rect w14:anchorId="5A8FFAFD" id="Rectangle 51" o:spid="_x0000_s1026" style="position:absolute;margin-left:-27.85pt;margin-top:7.75pt;width:850.5pt;height:109.05pt;z-index:251687424;visibility:visible;mso-wrap-style:square;mso-width-percent:0;mso-height-percent:0;mso-wrap-distance-left:9pt;mso-wrap-distance-top:0;mso-wrap-distance-right:9pt;mso-wrap-distance-bottom:0;mso-position-horizontal:absolute;mso-position-horizontal-relative:text;mso-position-vertical:absolute;mso-position-vertical-relative:text;mso-width-percent:0;mso-height-percent:0;mso-width-relative:margin;mso-height-relative:margin;v-text-anchor:middle" o:gfxdata="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" fillcolor="#1520f7" strokecolor="#243f60 [1604]" strokeweight="2pt">
                 <v:textbox>
                   <w:txbxContent>
                     <w:p>
@@ -379,6 +377,114 @@
         </w:rPr>
       </w:pPr>
     </w:p>
+    <w:p>
+      <w:pPr>
+        <w:rPr>
+          <w:rFonts w:ascii="Times New Roman"/>
+        </w:rPr>
+      </w:pPr>
+    </w:p>
+    <w:p>
+      <w:pPr>
+        <w:rPr>
+          <w:rFonts w:ascii="Times New Roman"/>
+        </w:rPr>
+      </w:pPr>
+    </w:p>
+    <w:p>
+      <w:pPr>
+        <w:rPr>
+          <w:rFonts w:ascii="Times New Roman"/>
+        </w:rPr>
+      </w:pPr>
+    </w:p>
+    <w:p>
+      <w:pPr>
+        <w:rPr>
+          <w:rFonts w:ascii="Times New Roman"/>
+        </w:rPr>
+      </w:pPr>
+    </w:p>
+    <w:p>
+      <w:pPr>
+        <w:rPr>
+          <w:rFonts w:ascii="Times New Roman"/>
+        </w:rPr>
+      </w:pPr>
+    </w:p>
+    <w:p>
+      <w:pPr>
+        <w:rPr>
+          <w:rFonts w:ascii="Times New Roman"/>
+        </w:rPr>
+      </w:pPr>
+    </w:p>
+    <w:p>
+      <w:pPr>
+        <w:rPr>
+          <w:rFonts w:ascii="Times New Roman"/>
+        </w:rPr>
+      </w:pPr>
+    </w:p>
+    <w:p>
+      <w:pPr>
+        <w:rPr>
+          <w:rFonts w:ascii="Times New Roman"/>
+        </w:rPr>
+      </w:pPr>
+    </w:p>
+    <w:p>
+      <w:pPr>
+        <w:rPr>
+          <w:rFonts w:ascii="Times New Roman"/>
+        </w:rPr>
+      </w:pPr>
+    </w:p>
+    <w:p>
+      <w:pPr>
+        <w:rPr>
+          <w:rFonts w:ascii="Times New Roman"/>
+        </w:rPr>
+      </w:pPr>
+    </w:p>
+    <w:p>
+      <w:pPr>
+        <w:jc w:val="center"/>
+        <w:rPr>
+          <w:b/>
+          <w:color w:val="FFFFFF" w:themeColor="background1"/>
+          <w:sz w:val="72"/>
+          <w:szCs w:val="72"/>
+          <w:lang w:val="fr-CI"/>
+        </w:rPr>
+      </w:pPr>
+      <w:r>
+        <w:rPr>
+          <w:rFonts w:ascii="Times New Roman"/>
+        </w:rPr>
+        <w:tab/>
+      </w:r>
+      <w:r>
+        <w:rPr>
+          <w:b/>
+          <w:color w:val="FFFFFF" w:themeColor="background1"/>
+          <w:sz w:val="72"/>
+          <w:szCs w:val="72"/>
+          <w:lang w:val="fr-CI"/>
+        </w:rPr>
+        <w:t>1{Rubrique}</w:t>
+      </w:r>
+    </w:p>
+    <w:p>
+      <w:pPr>
+        <w:tabs>
+          <w:tab w:val="left" w:pos="1047"/>
+        </w:tabs>
+        <w:rPr>
+          <w:rFonts w:ascii="Times New Roman"/>
+        </w:rPr>
+      </w:pPr>
+    </w:p>
     <w:sectPr>
       <w:headerReference w:type="even" r:id="rId9"/>
       <w:headerReference w:type="default" r:id="rId10"/>
@@ -397,7 +503,7 @@
 </file>
 
 <file path=word/endnotes.xml><?xml version="1.0" encoding="utf-8"?>
-<w:endnotes xmlns:wpc="http://schemas.microsoft.com/office/word/2010/wordprocessingCanvas" xmlns:cx="http://schemas.microsoft.com/office/drawing/2014/chartex" xmlns:cx1="http://schemas.microsoft.com/office/drawing/2015/9/8/chartex" xmlns:cx2="http://schemas.microsoft.com/office/drawing/2015/10/21/chartex" xmlns:cx3="http://schemas.microsoft.com/office/drawing/2016/5/9/chartex" xmlns:cx4="http://schemas.microsoft.com/office/drawing/2016/5/10/chartex" xmlns:cx5="http://schemas.microsoft.com/office/drawing/2016/5/11/chartex" xmlns:cx6="http://schemas.microsoft.com/office/drawing/2016/5/12/chartex" xmlns:cx7="http://schemas.microsoft.com/office/drawing/2016/5/13/chartex" xmlns:cx8="http://schemas.microsoft.com/office/drawing/2016/5/14/chartex" xmlns:mc="http://schemas.openxmlformats.org/markup-compatibility/2006" xmlns:aink="http://schemas.microsoft.com/office/drawing/2016/ink" xmlns:am3d="http://schemas.microsoft.com/office/drawing/2017/model3d" xmlns:o="urn:schemas-microsoft-com:office:office" xmlns:r="http://schemas.openxmlformats.org/officeDocument/2006/relationships" xmlns:m="http://schemas.openxmlformats.org/officeDocument/2006/math" xmlns:v="urn:schemas-microsoft-com:vml" xmlns:wp14="http://schemas.microsoft.com/office/word/2010/wordprocessingDrawing" xmlns:wp="http://schemas.openxmlformats.org/drawingml/2006/wordprocessingDrawing" xmlns:w10="urn:schemas-microsoft-com:office:word" xmlns:w="http://schemas.openxmlformats.org/wordprocessingml/2006/main" xmlns:w14="http://schemas.microsoft.com/office/word/2010/wordml" xmlns:w15="http://schemas.microsoft.com/office/word/2012/wordml" xmlns:w16cid="http://schemas.microsoft.com/office/word/2016/wordml/cid" xmlns:w16se="http://schemas.microsoft.com/office/word/2015/wordml/symex" xmlns:wpg="http://schemas.microsoft.com/office/word/2010/wordprocessingGroup" xmlns:wpi="http://schemas.microsoft.com/office/word/2010/wordprocessingInk" xmlns:wne="http://schemas.microsoft.com/office/word/2006/wordml" xmlns:wps="http://schemas.microsoft.com/office/word/2010/wordprocessingShape" mc:Ignorable="w14 w15 w16se w16cid wp14">
+<w:endnotes xmlns:wpc="http://schemas.microsoft.com/office/word/2010/wordprocessingCanvas" xmlns:cx="http://schemas.microsoft.com/office/drawing/2014/chartex" xmlns:cx1="http://schemas.microsoft.com/office/drawing/2015/9/8/chartex" xmlns:cx2="http://schemas.microsoft.com/office/drawing/2015/10/21/chartex" xmlns:cx3="http://schemas.microsoft.com/office/drawing/2016/5/9/chartex" xmlns:cx4="http://schemas.microsoft.com/office/drawing/2016/5/10/chartex" xmlns:cx5="http://schemas.microsoft.com/office/drawing/2016/5/11/chartex" xmlns:cx6="http://schemas.microsoft.com/office/drawing/2016/5/12/chartex" xmlns:cx7="http://schemas.microsoft.com/office/drawing/2016/5/13/chartex" xmlns:cx8="http://schemas.microsoft.com/office/drawing/2016/5/14/chartex" xmlns:mc="http://schemas.openxmlformats.org/markup-compatibility/2006" xmlns:aink="http://schemas.microsoft.com/office/drawing/2016/ink" xmlns:am3d="http://schemas.microsoft.com/office/drawing/2017/model3d" xmlns:o="urn:schemas-microsoft-com:office:office" xmlns:oel="http://schemas.microsoft.com/office/2019/extlst" xmlns:r="http://schemas.openxmlformats.org/officeDocument/2006/relationships" xmlns:m="http://schemas.openxmlformats.org/officeDocument/2006/math" xmlns:v="urn:schemas-microsoft-com:vml" xmlns:wp14="http://schemas.microsoft.com/office/word/2010/wordprocessingDrawing" xmlns:wp="http://schemas.openxmlformats.org/drawingml/2006/wordprocessingDrawing" xmlns:w10="urn:schemas-microsoft-com:office:word" xmlns:w="http://schemas.openxmlformats.org/wordprocessingml/2006/main" xmlns:w14="http://schemas.microsoft.com/office/word/2010/wordml" xmlns:w15="http://schemas.microsoft.com/office/word/2012/wordml" xmlns:w16cex="http://schemas.microsoft.com/office/word/2018/wordml/cex" xmlns:w16cid="http://schemas.microsoft.com/office/word/2016/wordml/cid" xmlns:w16="http://schemas.microsoft.com/office/word/2018/wordml" xmlns:w16du="http://schemas.microsoft.com/office/word/2023/wordml/word16du" xmlns:w16sdtdh="http://schemas.microsoft.com/office/word/2020/wordml/sdtdatahash" xmlns:w16sdtfl="http://schemas.microsoft.com/office/word/2024/wordml/sdtformatlock" xmlns:w16se="http://schemas.microsoft.com/office/word/2015/wordml/symex" xmlns:wpg="http://schemas.microsoft.com/office/word/2010/wordprocessingGroup" xmlns:wpi="http://schemas.microsoft.com/office/word/2010/wordprocessingInk" xmlns:wne="http://schemas.microsoft.com/office/word/2006/wordml" xmlns:wps="http://schemas.microsoft.com/office/word/2010/wordprocessingShape" mc:Ignorable="w14 w15 w16se w16cid w16 w16cex w16sdtdh w16sdtfl w16du wp14">
   <w:endnote w:type="separator" w:id="-1">
     <w:p>
       <w:r>
@@ -416,7 +522,7 @@
 </file>
 
 <file path=word/footer1.xml><?xml version="1.0" encoding="utf-8"?>
-<w:ftr xmlns:wpc="http://schemas.microsoft.com/office/word/2010/wordprocessingCanvas" xmlns:cx="http://schemas.microsoft.com/office/drawing/2014/chartex" xmlns:cx1="http://schemas.microsoft.com/office/drawing/2015/9/8/chartex" xmlns:cx2="http://schemas.microsoft.com/office/drawing/2015/10/21/chartex" xmlns:cx3="http://schemas.microsoft.com/office/drawing/2016/5/9/chartex" xmlns:cx4="http://schemas.microsoft.com/office/drawing/2016/5/10/chartex" xmlns:cx5="http://schemas.microsoft.com/office/drawing/2016/5/11/chartex" xmlns:cx6="http://schemas.microsoft.com/office/drawing/2016/5/12/chartex" xmlns:cx7="http://schemas.microsoft.com/office/drawing/2016/5/13/chartex" xmlns:cx8="http://schemas.microsoft.com/office/drawing/2016/5/14/chartex" xmlns:mc="http://schemas.openxmlformats.org/markup-compatibility/2006" xmlns:aink="http://schemas.microsoft.com/office/drawing/2016/ink" xmlns:am3d="http://schemas.microsoft.com/office/drawing/2017/model3d" xmlns:o="urn:schemas-microsoft-com:office:office" xmlns:r="http://schemas.openxmlformats.org/officeDocument/2006/relationships" xmlns:m="http://schemas.openxmlformats.org/officeDocument/2006/math" xmlns:v="urn:schemas-microsoft-com:vml" xmlns:wp14="http://schemas.microsoft.com/office/word/2010/wordprocessingDrawing" xmlns:wp="http://schemas.openxmlformats.org/drawingml/2006/wordprocessingDrawing" xmlns:w10="urn:schemas-microsoft-com:office:word" xmlns:w="http://schemas.openxmlformats.org/wordprocessingml/2006/main" xmlns:w14="http://schemas.microsoft.com/office/word/2010/wordml" xmlns:w15="http://schemas.microsoft.com/office/word/2012/wordml" xmlns:w16cid="http://schemas.microsoft.com/office/word/2016/wordml/cid" xmlns:w16se="http://schemas.microsoft.com/office/word/2015/wordml/symex" xmlns:wpg="http://schemas.microsoft.com/office/word/2010/wordprocessingGroup" xmlns:wpi="http://schemas.microsoft.com/office/word/2010/wordprocessingInk" xmlns:wne="http://schemas.microsoft.com/office/word/2006/wordml" xmlns:wps="http://schemas.microsoft.com/office/word/2010/wordprocessingShape" mc:Ignorable="w14 w15 w16se w16cid wp14">
+<w:ftr xmlns:wpc="http://schemas.microsoft.com/office/word/2010/wordprocessingCanvas" xmlns:cx="http://schemas.microsoft.com/office/drawing/2014/chartex" xmlns:cx1="http://schemas.microsoft.com/office/drawing/2015/9/8/chartex" xmlns:cx2="http://schemas.microsoft.com/office/drawing/2015/10/21/chartex" xmlns:cx3="http://schemas.microsoft.com/office/drawing/2016/5/9/chartex" xmlns:cx4="http://schemas.microsoft.com/office/drawing/2016/5/10/chartex" xmlns:cx5="http://schemas.microsoft.com/office/drawing/2016/5/11/chartex" xmlns:cx6="http://schemas.microsoft.com/office/drawing/2016/5/12/chartex" xmlns:cx7="http://schemas.microsoft.com/office/drawing/2016/5/13/chartex" xmlns:cx8="http://schemas.microsoft.com/office/drawing/2016/5/14/chartex" xmlns:mc="http://schemas.openxmlformats.org/markup-compatibility/2006" xmlns:aink="http://schemas.microsoft.com/office/drawing/2016/ink" xmlns:am3d="http://schemas.microsoft.com/office/drawing/2017/model3d" xmlns:o="urn:schemas-microsoft-com:office:office" xmlns:oel="http://schemas.microsoft.com/office/2019/extlst" xmlns:r="http://schemas.openxmlformats.org/officeDocument/2006/relationships" xmlns:m="http://schemas.openxmlformats.org/officeDocument/2006/math" xmlns:v="urn:schemas-microsoft-com:vml" xmlns:wp14="http://schemas.microsoft.com/office/word/2010/wordprocessingDrawing" xmlns:wp="http://schemas.openxmlformats.org/drawingml/2006/wordprocessingDrawing" xmlns:w10="urn:schemas-microsoft-com:office:word" xmlns:w="http://schemas.openxmlformats.org/wordprocessingml/2006/main" xmlns:w14="http://schemas.microsoft.com/office/word/2010/wordml" xmlns:w15="http://schemas.microsoft.com/office/word/2012/wordml" xmlns:w16cex="http://schemas.microsoft.com/office/word/2018/wordml/cex" xmlns:w16cid="http://schemas.microsoft.com/office/word/2016/wordml/cid" xmlns:w16="http://schemas.microsoft.com/office/word/2018/wordml" xmlns:w16du="http://schemas.microsoft.com/office/word/2023/wordml/word16du" xmlns:w16sdtdh="http://schemas.microsoft.com/office/word/2020/wordml/sdtdatahash" xmlns:w16sdtfl="http://schemas.microsoft.com/office/word/2024/wordml/sdtformatlock" xmlns:w16se="http://schemas.microsoft.com/office/word/2015/wordml/symex" xmlns:wpg="http://schemas.microsoft.com/office/word/2010/wordprocessingGroup" xmlns:wpi="http://schemas.microsoft.com/office/word/2010/wordprocessingInk" xmlns:wne="http://schemas.microsoft.com/office/word/2006/wordml" xmlns:wps="http://schemas.microsoft.com/office/word/2010/wordprocessingShape" mc:Ignorable="w14 w15 w16se w16cid w16 w16cex w16sdtdh w16sdtfl w16du wp14">
   <w:p>
     <w:pPr>
       <w:pStyle w:val="Pieddepage"/>
@@ -426,7 +532,7 @@
 </file>
 
 <file path=word/footer2.xml><?xml version="1.0" encoding="utf-8"?>
-<w:ftr xmlns:wpc="http://schemas.microsoft.com/office/word/2010/wordprocessingCanvas" xmlns:cx="http://schemas.microsoft.com/office/drawing/2014/chartex" xmlns:cx1="http://schemas.microsoft.com/office/drawing/2015/9/8/chartex" xmlns:cx2="http://schemas.microsoft.com/office/drawing/2015/10/21/chartex" xmlns:cx3="http://schemas.microsoft.com/office/drawing/2016/5/9/chartex" xmlns:cx4="http://schemas.microsoft.com/office/drawing/2016/5/10/chartex" xmlns:cx5="http://schemas.microsoft.com/office/drawing/2016/5/11/chartex" xmlns:cx6="http://schemas.microsoft.com/office/drawing/2016/5/12/chartex" xmlns:cx7="http://schemas.microsoft.com/office/drawing/2016/5/13/chartex" xmlns:cx8="http://schemas.microsoft.com/office/drawing/2016/5/14/chartex" xmlns:mc="http://schemas.openxmlformats.org/markup-compatibility/2006" xmlns:aink="http://schemas.microsoft.com/office/drawing/2016/ink" xmlns:am3d="http://schemas.microsoft.com/office/drawing/2017/model3d" xmlns:o="urn:schemas-microsoft-com:office:office" xmlns:r="http://schemas.openxmlformats.org/officeDocument/2006/relationships" xmlns:m="http://schemas.openxmlformats.org/officeDocument/2006/math" xmlns:v="urn:schemas-microsoft-com:vml" xmlns:wp14="http://schemas.microsoft.com/office/word/2010/wordprocessingDrawing" xmlns:wp="http://schemas.openxmlformats.org/drawingml/2006/wordprocessingDrawing" xmlns:w10="urn:schemas-microsoft-com:office:word" xmlns:w="http://schemas.openxmlformats.org/wordprocessingml/2006/main" xmlns:w14="http://schemas.microsoft.com/office/word/2010/wordml" xmlns:w15="http://schemas.microsoft.com/office/word/2012/wordml" xmlns:w16cid="http://schemas.microsoft.com/office/word/2016/wordml/cid" xmlns:w16se="http://schemas.microsoft.com/office/word/2015/wordml/symex" xmlns:wpg="http://schemas.microsoft.com/office/word/2010/wordprocessingGroup" xmlns:wpi="http://schemas.microsoft.com/office/word/2010/wordprocessingInk" xmlns:wne="http://schemas.microsoft.com/office/word/2006/wordml" xmlns:wps="http://schemas.microsoft.com/office/word/2010/wordprocessingShape" mc:Ignorable="w14 w15 w16se w16cid wp14">
+<w:ftr xmlns:wpc="http://schemas.microsoft.com/office/word/2010/wordprocessingCanvas" xmlns:cx="http://schemas.microsoft.com/office/drawing/2014/chartex" xmlns:cx1="http://schemas.microsoft.com/office/drawing/2015/9/8/chartex" xmlns:cx2="http://schemas.microsoft.com/office/drawing/2015/10/21/chartex" xmlns:cx3="http://schemas.microsoft.com/office/drawing/2016/5/9/chartex" xmlns:cx4="http://schemas.microsoft.com/office/drawing/2016/5/10/chartex" xmlns:cx5="http://schemas.microsoft.com/office/drawing/2016/5/11/chartex" xmlns:cx6="http://schemas.microsoft.com/office/drawing/2016/5/12/chartex" xmlns:cx7="http://schemas.microsoft.com/office/drawing/2016/5/13/chartex" xmlns:cx8="http://schemas.microsoft.com/office/drawing/2016/5/14/chartex" xmlns:mc="http://schemas.openxmlformats.org/markup-compatibility/2006" xmlns:aink="http://schemas.microsoft.com/office/drawing/2016/ink" xmlns:am3d="http://schemas.microsoft.com/office/drawing/2017/model3d" xmlns:o="urn:schemas-microsoft-com:office:office" xmlns:oel="http://schemas.microsoft.com/office/2019/extlst" xmlns:r="http://schemas.openxmlformats.org/officeDocument/2006/relationships" xmlns:m="http://schemas.openxmlformats.org/officeDocument/2006/math" xmlns:v="urn:schemas-microsoft-com:vml" xmlns:wp14="http://schemas.microsoft.com/office/word/2010/wordprocessingDrawing" xmlns:wp="http://schemas.openxmlformats.org/drawingml/2006/wordprocessingDrawing" xmlns:w10="urn:schemas-microsoft-com:office:word" xmlns:w="http://schemas.openxmlformats.org/wordprocessingml/2006/main" xmlns:w14="http://schemas.microsoft.com/office/word/2010/wordml" xmlns:w15="http://schemas.microsoft.com/office/word/2012/wordml" xmlns:w16cex="http://schemas.microsoft.com/office/word/2018/wordml/cex" xmlns:w16cid="http://schemas.microsoft.com/office/word/2016/wordml/cid" xmlns:w16="http://schemas.microsoft.com/office/word/2018/wordml" xmlns:w16du="http://schemas.microsoft.com/office/word/2023/wordml/word16du" xmlns:w16sdtdh="http://schemas.microsoft.com/office/word/2020/wordml/sdtdatahash" xmlns:w16sdtfl="http://schemas.microsoft.com/office/word/2024/wordml/sdtformatlock" xmlns:w16se="http://schemas.microsoft.com/office/word/2015/wordml/symex" xmlns:wpg="http://schemas.microsoft.com/office/word/2010/wordprocessingGroup" xmlns:wpi="http://schemas.microsoft.com/office/word/2010/wordprocessingInk" xmlns:wne="http://schemas.microsoft.com/office/word/2006/wordml" xmlns:wps="http://schemas.microsoft.com/office/word/2010/wordprocessingShape" mc:Ignorable="w14 w15 w16se w16cid w16 w16cex w16sdtdh w16sdtfl w16du wp14">
   <w:p>
     <w:pPr>
       <w:pStyle w:val="Corpsdetexte"/>
@@ -439,7 +545,7 @@
       <mc:AlternateContent>
         <mc:Choice Requires="wps">
           <w:drawing>
-            <wp:anchor distT="0" distB="0" distL="114300" distR="114300" simplePos="0" relativeHeight="251657728" behindDoc="1" locked="0" layoutInCell="1" allowOverlap="1">
+            <wp:anchor distT="0" distB="0" distL="114300" distR="114300" simplePos="0" relativeHeight="251657728" behindDoc="1" locked="0" layoutInCell="1" allowOverlap="1" wp14:anchorId="0E176BCE" wp14:editId="338F6FF7">
               <wp:simplePos x="0" y="0"/>
               <wp:positionH relativeFrom="page">
                 <wp:posOffset>6602730</wp:posOffset>
@@ -777,7 +883,7 @@
 </file>
 
 <file path=word/footer3.xml><?xml version="1.0" encoding="utf-8"?>
-<w:ftr xmlns:wpc="http://schemas.microsoft.com/office/word/2010/wordprocessingCanvas" xmlns:cx="http://schemas.microsoft.com/office/drawing/2014/chartex" xmlns:cx1="http://schemas.microsoft.com/office/drawing/2015/9/8/chartex" xmlns:cx2="http://schemas.microsoft.com/office/drawing/2015/10/21/chartex" xmlns:cx3="http://schemas.microsoft.com/office/drawing/2016/5/9/chartex" xmlns:cx4="http://schemas.microsoft.com/office/drawing/2016/5/10/chartex" xmlns:cx5="http://schemas.microsoft.com/office/drawing/2016/5/11/chartex" xmlns:cx6="http://schemas.microsoft.com/office/drawing/2016/5/12/chartex" xmlns:cx7="http://schemas.microsoft.com/office/drawing/2016/5/13/chartex" xmlns:cx8="http://schemas.microsoft.com/office/drawing/2016/5/14/chartex" xmlns:mc="http://schemas.openxmlformats.org/markup-compatibility/2006" xmlns:aink="http://schemas.microsoft.com/office/drawing/2016/ink" xmlns:am3d="http://schemas.microsoft.com/office/drawing/2017/model3d" xmlns:o="urn:schemas-microsoft-com:office:office" xmlns:r="http://schemas.openxmlformats.org/officeDocument/2006/relationships" xmlns:m="http://schemas.openxmlformats.org/officeDocument/2006/math" xmlns:v="urn:schemas-microsoft-com:vml" xmlns:wp14="http://schemas.microsoft.com/office/word/2010/wordprocessingDrawing" xmlns:wp="http://schemas.openxmlformats.org/drawingml/2006/wordprocessingDrawing" xmlns:w10="urn:schemas-microsoft-com:office:word" xmlns:w="http://schemas.openxmlformats.org/wordprocessingml/2006/main" xmlns:w14="http://schemas.microsoft.com/office/word/2010/wordml" xmlns:w15="http://schemas.microsoft.com/office/word/2012/wordml" xmlns:w16cid="http://schemas.microsoft.com/office/word/2016/wordml/cid" xmlns:w16se="http://schemas.microsoft.com/office/word/2015/wordml/symex" xmlns:wpg="http://schemas.microsoft.com/office/word/2010/wordprocessingGroup" xmlns:wpi="http://schemas.microsoft.com/office/word/2010/wordprocessingInk" xmlns:wne="http://schemas.microsoft.com/office/word/2006/wordml" xmlns:wps="http://schemas.microsoft.com/office/word/2010/wordprocessingShape" mc:Ignorable="w14 w15 w16se w16cid wp14">
+<w:ftr xmlns:wpc="http://schemas.microsoft.com/office/word/2010/wordprocessingCanvas" xmlns:cx="http://schemas.microsoft.com/office/drawing/2014/chartex" xmlns:cx1="http://schemas.microsoft.com/office/drawing/2015/9/8/chartex" xmlns:cx2="http://schemas.microsoft.com/office/drawing/2015/10/21/chartex" xmlns:cx3="http://schemas.microsoft.com/office/drawing/2016/5/9/chartex" xmlns:cx4="http://schemas.microsoft.com/office/drawing/2016/5/10/chartex" xmlns:cx5="http://schemas.microsoft.com/office/drawing/2016/5/11/chartex" xmlns:cx6="http://schemas.microsoft.com/office/drawing/2016/5/12/chartex" xmlns:cx7="http://schemas.microsoft.com/office/drawing/2016/5/13/chartex" xmlns:cx8="http://schemas.microsoft.com/office/drawing/2016/5/14/chartex" xmlns:mc="http://schemas.openxmlformats.org/markup-compatibility/2006" xmlns:aink="http://schemas.microsoft.com/office/drawing/2016/ink" xmlns:am3d="http://schemas.microsoft.com/office/drawing/2017/model3d" xmlns:o="urn:schemas-microsoft-com:office:office" xmlns:oel="http://schemas.microsoft.com/office/2019/extlst" xmlns:r="http://schemas.openxmlformats.org/officeDocument/2006/relationships" xmlns:m="http://schemas.openxmlformats.org/officeDocument/2006/math" xmlns:v="urn:schemas-microsoft-com:vml" xmlns:wp14="http://schemas.microsoft.com/office/word/2010/wordprocessingDrawing" xmlns:wp="http://schemas.openxmlformats.org/drawingml/2006/wordprocessingDrawing" xmlns:w10="urn:schemas-microsoft-com:office:word" xmlns:w="http://schemas.openxmlformats.org/wordprocessingml/2006/main" xmlns:w14="http://schemas.microsoft.com/office/word/2010/wordml" xmlns:w15="http://schemas.microsoft.com/office/word/2012/wordml" xmlns:w16cex="http://schemas.microsoft.com/office/word/2018/wordml/cex" xmlns:w16cid="http://schemas.microsoft.com/office/word/2016/wordml/cid" xmlns:w16="http://schemas.microsoft.com/office/word/2018/wordml" xmlns:w16du="http://schemas.microsoft.com/office/word/2023/wordml/word16du" xmlns:w16sdtdh="http://schemas.microsoft.com/office/word/2020/wordml/sdtdatahash" xmlns:w16sdtfl="http://schemas.microsoft.com/office/word/2024/wordml/sdtformatlock" xmlns:w16se="http://schemas.microsoft.com/office/word/2015/wordml/symex" xmlns:wpg="http://schemas.microsoft.com/office/word/2010/wordprocessingGroup" xmlns:wpi="http://schemas.microsoft.com/office/word/2010/wordprocessingInk" xmlns:wne="http://schemas.microsoft.com/office/word/2006/wordml" xmlns:wps="http://schemas.microsoft.com/office/word/2010/wordprocessingShape" mc:Ignorable="w14 w15 w16se w16cid w16 w16cex w16sdtdh w16sdtfl w16du wp14">
   <w:p>
     <w:pPr>
       <w:pStyle w:val="Pieddepage"/>
@@ -787,7 +893,7 @@
 </file>
 
 <file path=word/footnotes.xml><?xml version="1.0" encoding="utf-8"?>
-<w:footnotes xmlns:wpc="http://schemas.microsoft.com/office/word/2010/wordprocessingCanvas" xmlns:cx="http://schemas.microsoft.com/office/drawing/2014/chartex" xmlns:cx1="http://schemas.microsoft.com/office/drawing/2015/9/8/chartex" xmlns:cx2="http://schemas.microsoft.com/office/drawing/2015/10/21/chartex" xmlns:cx3="http://schemas.microsoft.com/office/drawing/2016/5/9/chartex" xmlns:cx4="http://schemas.microsoft.com/office/drawing/2016/5/10/chartex" xmlns:cx5="http://schemas.microsoft.com/office/drawing/2016/5/11/chartex" xmlns:cx6="http://schemas.microsoft.com/office/drawing/2016/5/12/chartex" xmlns:cx7="http://schemas.microsoft.com/office/drawing/2016/5/13/chartex" xmlns:cx8="http://schemas.microsoft.com/office/drawing/2016/5/14/chartex" xmlns:mc="http://schemas.openxmlformats.org/markup-compatibility/2006" xmlns:aink="http://schemas.microsoft.com/office/drawing/2016/ink" xmlns:am3d="http://schemas.microsoft.com/office/drawing/2017/model3d" xmlns:o="urn:schemas-microsoft-com:office:office" xmlns:r="http://schemas.openxmlformats.org/officeDocument/2006/relationships" xmlns:m="http://schemas.openxmlformats.org/officeDocument/2006/math" xmlns:v="urn:schemas-microsoft-com:vml" xmlns:wp14="http://schemas.microsoft.com/office/word/2010/wordprocessingDrawing" xmlns:wp="http://schemas.openxmlformats.org/drawingml/2006/wordprocessingDrawing" xmlns:w10="urn:schemas-microsoft-com:office:word" xmlns:w="http://schemas.openxmlformats.org/wordprocessingml/2006/main" xmlns:w14="http://schemas.microsoft.com/office/word/2010/wordml" xmlns:w15="http://schemas.microsoft.com/office/word/2012/wordml" xmlns:w16cid="http://schemas.microsoft.com/office/word/2016/wordml/cid" xmlns:w16se="http://schemas.microsoft.com/office/word/2015/wordml/symex" xmlns:wpg="http://schemas.microsoft.com/office/word/2010/wordprocessingGroup" xmlns:wpi="http://schemas.microsoft.com/office/word/2010/wordprocessingInk" xmlns:wne="http://schemas.microsoft.com/office/word/2006/wordml" xmlns:wps="http://schemas.microsoft.com/office/word/2010/wordprocessingShape" mc:Ignorable="w14 w15 w16se w16cid wp14">
+<w:footnotes xmlns:wpc="http://schemas.microsoft.com/office/word/2010/wordprocessingCanvas" xmlns:cx="http://schemas.microsoft.com/office/drawing/2014/chartex" xmlns:cx1="http://schemas.microsoft.com/office/drawing/2015/9/8/chartex" xmlns:cx2="http://schemas.microsoft.com/office/drawing/2015/10/21/chartex" xmlns:cx3="http://schemas.microsoft.com/office/drawing/2016/5/9/chartex" xmlns:cx4="http://schemas.microsoft.com/office/drawing/2016/5/10/chartex" xmlns:cx5="http://schemas.microsoft.com/office/drawing/2016/5/11/chartex" xmlns:cx6="http://schemas.microsoft.com/office/drawing/2016/5/12/chartex" xmlns:cx7="http://schemas.microsoft.com/office/drawing/2016/5/13/chartex" xmlns:cx8="http://schemas.microsoft.com/office/drawing/2016/5/14/chartex" xmlns:mc="http://schemas.openxmlformats.org/markup-compatibility/2006" xmlns:aink="http://schemas.microsoft.com/office/drawing/2016/ink" xmlns:am3d="http://schemas.microsoft.com/office/drawing/2017/model3d" xmlns:o="urn:schemas-microsoft-com:office:office" xmlns:oel="http://schemas.microsoft.com/office/2019/extlst" xmlns:r="http://schemas.openxmlformats.org/officeDocument/2006/relationships" xmlns:m="http://schemas.openxmlformats.org/officeDocument/2006/math" xmlns:v="urn:schemas-microsoft-com:vml" xmlns:wp14="http://schemas.microsoft.com/office/word/2010/wordprocessingDrawing" xmlns:wp="http://schemas.openxmlformats.org/drawingml/2006/wordprocessingDrawing" xmlns:w10="urn:schemas-microsoft-com:office:word" xmlns:w="http://schemas.openxmlformats.org/wordprocessingml/2006/main" xmlns:w14="http://schemas.microsoft.com/office/word/2010/wordml" xmlns:w15="http://schemas.microsoft.com/office/word/2012/wordml" xmlns:w16cex="http://schemas.microsoft.com/office/word/2018/wordml/cex" xmlns:w16cid="http://schemas.microsoft.com/office/word/2016/wordml/cid" xmlns:w16="http://schemas.microsoft.com/office/word/2018/wordml" xmlns:w16du="http://schemas.microsoft.com/office/word/2023/wordml/word16du" xmlns:w16sdtdh="http://schemas.microsoft.com/office/word/2020/wordml/sdtdatahash" xmlns:w16sdtfl="http://schemas.microsoft.com/office/word/2024/wordml/sdtformatlock" xmlns:w16se="http://schemas.microsoft.com/office/word/2015/wordml/symex" xmlns:wpg="http://schemas.microsoft.com/office/word/2010/wordprocessingGroup" xmlns:wpi="http://schemas.microsoft.com/office/word/2010/wordprocessingInk" xmlns:wne="http://schemas.microsoft.com/office/word/2006/wordml" xmlns:wps="http://schemas.microsoft.com/office/word/2010/wordprocessingShape" mc:Ignorable="w14 w15 w16se w16cid w16 w16cex w16sdtdh w16sdtfl w16du wp14">
   <w:footnote w:type="separator" w:id="-1">
     <w:p>
       <w:r>
@@ -806,7 +912,7 @@
 </file>
 
 <file path=word/header1.xml><?xml version="1.0" encoding="utf-8"?>
-<w:hdr xmlns:wpc="http://schemas.microsoft.com/office/word/2010/wordprocessingCanvas" xmlns:cx="http://schemas.microsoft.com/office/drawing/2014/chartex" xmlns:cx1="http://schemas.microsoft.com/office/drawing/2015/9/8/chartex" xmlns:cx2="http://schemas.microsoft.com/office/drawing/2015/10/21/chartex" xmlns:cx3="http://schemas.microsoft.com/office/drawing/2016/5/9/chartex" xmlns:cx4="http://schemas.microsoft.com/office/drawing/2016/5/10/chartex" xmlns:cx5="http://schemas.microsoft.com/office/drawing/2016/5/11/chartex" xmlns:cx6="http://schemas.microsoft.com/office/drawing/2016/5/12/chartex" xmlns:cx7="http://schemas.microsoft.com/office/drawing/2016/5/13/chartex" xmlns:cx8="http://schemas.microsoft.com/office/drawing/2016/5/14/chartex" xmlns:mc="http://schemas.openxmlformats.org/markup-compatibility/2006" xmlns:aink="http://schemas.microsoft.com/office/drawing/2016/ink" xmlns:am3d="http://schemas.microsoft.com/office/drawing/2017/model3d" xmlns:o="urn:schemas-microsoft-com:office:office" xmlns:r="http://schemas.openxmlformats.org/officeDocument/2006/relationships" xmlns:m="http://schemas.openxmlformats.org/officeDocument/2006/math" xmlns:v="urn:schemas-microsoft-com:vml" xmlns:wp14="http://schemas.microsoft.com/office/word/2010/wordprocessingDrawing" xmlns:wp="http://schemas.openxmlformats.org/drawingml/2006/wordprocessingDrawing" xmlns:w10="urn:schemas-microsoft-com:office:word" xmlns:w="http://schemas.openxmlformats.org/wordprocessingml/2006/main" xmlns:w14="http://schemas.microsoft.com/office/word/2010/wordml" xmlns:w15="http://schemas.microsoft.com/office/word/2012/wordml" xmlns:w16cid="http://schemas.microsoft.com/office/word/2016/wordml/cid" xmlns:w16se="http://schemas.microsoft.com/office/word/2015/wordml/symex" xmlns:wpg="http://schemas.microsoft.com/office/word/2010/wordprocessingGroup" xmlns:wpi="http://schemas.microsoft.com/office/word/2010/wordprocessingInk" xmlns:wne="http://schemas.microsoft.com/office/word/2006/wordml" xmlns:wps="http://schemas.microsoft.com/office/word/2010/wordprocessingShape" mc:Ignorable="w14 w15 w16se w16cid wp14">
+<w:hdr xmlns:wpc="http://schemas.microsoft.com/office/word/2010/wordprocessingCanvas" xmlns:cx="http://schemas.microsoft.com/office/drawing/2014/chartex" xmlns:cx1="http://schemas.microsoft.com/office/drawing/2015/9/8/chartex" xmlns:cx2="http://schemas.microsoft.com/office/drawing/2015/10/21/chartex" xmlns:cx3="http://schemas.microsoft.com/office/drawing/2016/5/9/chartex" xmlns:cx4="http://schemas.microsoft.com/office/drawing/2016/5/10/chartex" xmlns:cx5="http://schemas.microsoft.com/office/drawing/2016/5/11/chartex" xmlns:cx6="http://schemas.microsoft.com/office/drawing/2016/5/12/chartex" xmlns:cx7="http://schemas.microsoft.com/office/drawing/2016/5/13/chartex" xmlns:cx8="http://schemas.microsoft.com/office/drawing/2016/5/14/chartex" xmlns:mc="http://schemas.openxmlformats.org/markup-compatibility/2006" xmlns:aink="http://schemas.microsoft.com/office/drawing/2016/ink" xmlns:am3d="http://schemas.microsoft.com/office/drawing/2017/model3d" xmlns:o="urn:schemas-microsoft-com:office:office" xmlns:oel="http://schemas.microsoft.com/office/2019/extlst" xmlns:r="http://schemas.openxmlformats.org/officeDocument/2006/relationships" xmlns:m="http://schemas.openxmlformats.org/officeDocument/2006/math" xmlns:v="urn:schemas-microsoft-com:vml" xmlns:wp14="http://schemas.microsoft.com/office/word/2010/wordprocessingDrawing" xmlns:wp="http://schemas.openxmlformats.org/drawingml/2006/wordprocessingDrawing" xmlns:w10="urn:schemas-microsoft-com:office:word" xmlns:w="http://schemas.openxmlformats.org/wordprocessingml/2006/main" xmlns:w14="http://schemas.microsoft.com/office/word/2010/wordml" xmlns:w15="http://schemas.microsoft.com/office/word/2012/wordml" xmlns:w16cex="http://schemas.microsoft.com/office/word/2018/wordml/cex" xmlns:w16cid="http://schemas.microsoft.com/office/word/2016/wordml/cid" xmlns:w16="http://schemas.microsoft.com/office/word/2018/wordml" xmlns:w16du="http://schemas.microsoft.com/office/word/2023/wordml/word16du" xmlns:w16sdtdh="http://schemas.microsoft.com/office/word/2020/wordml/sdtdatahash" xmlns:w16sdtfl="http://schemas.microsoft.com/office/word/2024/wordml/sdtformatlock" xmlns:w16se="http://schemas.microsoft.com/office/word/2015/wordml/symex" xmlns:wpg="http://schemas.microsoft.com/office/word/2010/wordprocessingGroup" xmlns:wpi="http://schemas.microsoft.com/office/word/2010/wordprocessingInk" xmlns:wne="http://schemas.microsoft.com/office/word/2006/wordml" xmlns:wps="http://schemas.microsoft.com/office/word/2010/wordprocessingShape" mc:Ignorable="w14 w15 w16se w16cid w16 w16cex w16sdtdh w16sdtfl w16du wp14">
   <w:p>
     <w:pPr>
       <w:pStyle w:val="En-tte"/>
@@ -816,7 +922,7 @@
 </file>
 
 <file path=word/header2.xml><?xml version="1.0" encoding="utf-8"?>
-<w:hdr xmlns:wpc="http://schemas.microsoft.com/office/word/2010/wordprocessingCanvas" xmlns:cx="http://schemas.microsoft.com/office/drawing/2014/chartex" xmlns:cx1="http://schemas.microsoft.com/office/drawing/2015/9/8/chartex" xmlns:cx2="http://schemas.microsoft.com/office/drawing/2015/10/21/chartex" xmlns:cx3="http://schemas.microsoft.com/office/drawing/2016/5/9/chartex" xmlns:cx4="http://schemas.microsoft.com/office/drawing/2016/5/10/chartex" xmlns:cx5="http://schemas.microsoft.com/office/drawing/2016/5/11/chartex" xmlns:cx6="http://schemas.microsoft.com/office/drawing/2016/5/12/chartex" xmlns:cx7="http://schemas.microsoft.com/office/drawing/2016/5/13/chartex" xmlns:cx8="http://schemas.microsoft.com/office/drawing/2016/5/14/chartex" xmlns:mc="http://schemas.openxmlformats.org/markup-compatibility/2006" xmlns:aink="http://schemas.microsoft.com/office/drawing/2016/ink" xmlns:am3d="http://schemas.microsoft.com/office/drawing/2017/model3d" xmlns:o="urn:schemas-microsoft-com:office:office" xmlns:r="http://schemas.openxmlformats.org/officeDocument/2006/relationships" xmlns:m="http://schemas.openxmlformats.org/officeDocument/2006/math" xmlns:v="urn:schemas-microsoft-com:vml" xmlns:wp14="http://schemas.microsoft.com/office/word/2010/wordprocessingDrawing" xmlns:wp="http://schemas.openxmlformats.org/drawingml/2006/wordprocessingDrawing" xmlns:w10="urn:schemas-microsoft-com:office:word" xmlns:w="http://schemas.openxmlformats.org/wordprocessingml/2006/main" xmlns:w14="http://schemas.microsoft.com/office/word/2010/wordml" xmlns:w15="http://schemas.microsoft.com/office/word/2012/wordml" xmlns:w16cid="http://schemas.microsoft.com/office/word/2016/wordml/cid" xmlns:w16se="http://schemas.microsoft.com/office/word/2015/wordml/symex" xmlns:wpg="http://schemas.microsoft.com/office/word/2010/wordprocessingGroup" xmlns:wpi="http://schemas.microsoft.com/office/word/2010/wordprocessingInk" xmlns:wne="http://schemas.microsoft.com/office/word/2006/wordml" xmlns:wps="http://schemas.microsoft.com/office/word/2010/wordprocessingShape" mc:Ignorable="w14 w15 w16se w16cid wp14">
+<w:hdr xmlns:wpc="http://schemas.microsoft.com/office/word/2010/wordprocessingCanvas" xmlns:cx="http://schemas.microsoft.com/office/drawing/2014/chartex" xmlns:cx1="http://schemas.microsoft.com/office/drawing/2015/9/8/chartex" xmlns:cx2="http://schemas.microsoft.com/office/drawing/2015/10/21/chartex" xmlns:cx3="http://schemas.microsoft.com/office/drawing/2016/5/9/chartex" xmlns:cx4="http://schemas.microsoft.com/office/drawing/2016/5/10/chartex" xmlns:cx5="http://schemas.microsoft.com/office/drawing/2016/5/11/chartex" xmlns:cx6="http://schemas.microsoft.com/office/drawing/2016/5/12/chartex" xmlns:cx7="http://schemas.microsoft.com/office/drawing/2016/5/13/chartex" xmlns:cx8="http://schemas.microsoft.com/office/drawing/2016/5/14/chartex" xmlns:mc="http://schemas.openxmlformats.org/markup-compatibility/2006" xmlns:aink="http://schemas.microsoft.com/office/drawing/2016/ink" xmlns:am3d="http://schemas.microsoft.com/office/drawing/2017/model3d" xmlns:o="urn:schemas-microsoft-com:office:office" xmlns:oel="http://schemas.microsoft.com/office/2019/extlst" xmlns:r="http://schemas.openxmlformats.org/officeDocument/2006/relationships" xmlns:m="http://schemas.openxmlformats.org/officeDocument/2006/math" xmlns:v="urn:schemas-microsoft-com:vml" xmlns:wp14="http://schemas.microsoft.com/office/word/2010/wordprocessingDrawing" xmlns:wp="http://schemas.openxmlformats.org/drawingml/2006/wordprocessingDrawing" xmlns:w10="urn:schemas-microsoft-com:office:word" xmlns:w="http://schemas.openxmlformats.org/wordprocessingml/2006/main" xmlns:w14="http://schemas.microsoft.com/office/word/2010/wordml" xmlns:w15="http://schemas.microsoft.com/office/word/2012/wordml" xmlns:w16cex="http://schemas.microsoft.com/office/word/2018/wordml/cex" xmlns:w16cid="http://schemas.microsoft.com/office/word/2016/wordml/cid" xmlns:w16="http://schemas.microsoft.com/office/word/2018/wordml" xmlns:w16du="http://schemas.microsoft.com/office/word/2023/wordml/word16du" xmlns:w16sdtdh="http://schemas.microsoft.com/office/word/2020/wordml/sdtdatahash" xmlns:w16sdtfl="http://schemas.microsoft.com/office/word/2024/wordml/sdtformatlock" xmlns:w16se="http://schemas.microsoft.com/office/word/2015/wordml/symex" xmlns:wpg="http://schemas.microsoft.com/office/word/2010/wordprocessingGroup" xmlns:wpi="http://schemas.microsoft.com/office/word/2010/wordprocessingInk" xmlns:wne="http://schemas.microsoft.com/office/word/2006/wordml" xmlns:wps="http://schemas.microsoft.com/office/word/2010/wordprocessingShape" mc:Ignorable="w14 w15 w16se w16cid w16 w16cex w16sdtdh w16sdtfl w16du wp14">
   <w:p>
     <w:pPr>
       <w:pStyle w:val="Corpsdetexte"/>
@@ -830,7 +936,7 @@
 </file>
 
 <file path=word/header3.xml><?xml version="1.0" encoding="utf-8"?>
-<w:hdr xmlns:wpc="http://schemas.microsoft.com/office/word/2010/wordprocessingCanvas" xmlns:cx="http://schemas.microsoft.com/office/drawing/2014/chartex" xmlns:cx1="http://schemas.microsoft.com/office/drawing/2015/9/8/chartex" xmlns:cx2="http://schemas.microsoft.com/office/drawing/2015/10/21/chartex" xmlns:cx3="http://schemas.microsoft.com/office/drawing/2016/5/9/chartex" xmlns:cx4="http://schemas.microsoft.com/office/drawing/2016/5/10/chartex" xmlns:cx5="http://schemas.microsoft.com/office/drawing/2016/5/11/chartex" xmlns:cx6="http://schemas.microsoft.com/office/drawing/2016/5/12/chartex" xmlns:cx7="http://schemas.microsoft.com/office/drawing/2016/5/13/chartex" xmlns:cx8="http://schemas.microsoft.com/office/drawing/2016/5/14/chartex" xmlns:mc="http://schemas.openxmlformats.org/markup-compatibility/2006" xmlns:aink="http://schemas.microsoft.com/office/drawing/2016/ink" xmlns:am3d="http://schemas.microsoft.com/office/drawing/2017/model3d" xmlns:o="urn:schemas-microsoft-com:office:office" xmlns:r="http://schemas.openxmlformats.org/officeDocument/2006/relationships" xmlns:m="http://schemas.openxmlformats.org/officeDocument/2006/math" xmlns:v="urn:schemas-microsoft-com:vml" xmlns:wp14="http://schemas.microsoft.com/office/word/2010/wordprocessingDrawing" xmlns:wp="http://schemas.openxmlformats.org/drawingml/2006/wordprocessingDrawing" xmlns:w10="urn:schemas-microsoft-com:office:word" xmlns:w="http://schemas.openxmlformats.org/wordprocessingml/2006/main" xmlns:w14="http://schemas.microsoft.com/office/word/2010/wordml" xmlns:w15="http://schemas.microsoft.com/office/word/2012/wordml" xmlns:w16cid="http://schemas.microsoft.com/office/word/2016/wordml/cid" xmlns:w16se="http://schemas.microsoft.com/office/word/2015/wordml/symex" xmlns:wpg="http://schemas.microsoft.com/office/word/2010/wordprocessingGroup" xmlns:wpi="http://schemas.microsoft.com/office/word/2010/wordprocessingInk" xmlns:wne="http://schemas.microsoft.com/office/word/2006/wordml" xmlns:wps="http://schemas.microsoft.com/office/word/2010/wordprocessingShape" mc:Ignorable="w14 w15 w16se w16cid wp14">
+<w:hdr xmlns:wpc="http://schemas.microsoft.com/office/word/2010/wordprocessingCanvas" xmlns:cx="http://schemas.microsoft.com/office/drawing/2014/chartex" xmlns:cx1="http://schemas.microsoft.com/office/drawing/2015/9/8/chartex" xmlns:cx2="http://schemas.microsoft.com/office/drawing/2015/10/21/chartex" xmlns:cx3="http://schemas.microsoft.com/office/drawing/2016/5/9/chartex" xmlns:cx4="http://schemas.microsoft.com/office/drawing/2016/5/10/chartex" xmlns:cx5="http://schemas.microsoft.com/office/drawing/2016/5/11/chartex" xmlns:cx6="http://schemas.microsoft.com/office/drawing/2016/5/12/chartex" xmlns:cx7="http://schemas.microsoft.com/office/drawing/2016/5/13/chartex" xmlns:cx8="http://schemas.microsoft.com/office/drawing/2016/5/14/chartex" xmlns:mc="http://schemas.openxmlformats.org/markup-compatibility/2006" xmlns:aink="http://schemas.microsoft.com/office/drawing/2016/ink" xmlns:am3d="http://schemas.microsoft.com/office/drawing/2017/model3d" xmlns:o="urn:schemas-microsoft-com:office:office" xmlns:oel="http://schemas.microsoft.com/office/2019/extlst" xmlns:r="http://schemas.openxmlformats.org/officeDocument/2006/relationships" xmlns:m="http://schemas.openxmlformats.org/officeDocument/2006/math" xmlns:v="urn:schemas-microsoft-com:vml" xmlns:wp14="http://schemas.microsoft.com/office/word/2010/wordprocessingDrawing" xmlns:wp="http://schemas.openxmlformats.org/drawingml/2006/wordprocessingDrawing" xmlns:w10="urn:schemas-microsoft-com:office:word" xmlns:w="http://schemas.openxmlformats.org/wordprocessingml/2006/main" xmlns:w14="http://schemas.microsoft.com/office/word/2010/wordml" xmlns:w15="http://schemas.microsoft.com/office/word/2012/wordml" xmlns:w16cex="http://schemas.microsoft.com/office/word/2018/wordml/cex" xmlns:w16cid="http://schemas.microsoft.com/office/word/2016/wordml/cid" xmlns:w16="http://schemas.microsoft.com/office/word/2018/wordml" xmlns:w16du="http://schemas.microsoft.com/office/word/2023/wordml/word16du" xmlns:w16sdtdh="http://schemas.microsoft.com/office/word/2020/wordml/sdtdatahash" xmlns:w16sdtfl="http://schemas.microsoft.com/office/word/2024/wordml/sdtformatlock" xmlns:w16se="http://schemas.microsoft.com/office/word/2015/wordml/symex" xmlns:wpg="http://schemas.microsoft.com/office/word/2010/wordprocessingGroup" xmlns:wpi="http://schemas.microsoft.com/office/word/2010/wordprocessingInk" xmlns:wne="http://schemas.microsoft.com/office/word/2006/wordml" xmlns:wps="http://schemas.microsoft.com/office/word/2010/wordprocessingShape" mc:Ignorable="w14 w15 w16se w16cid w16 w16cex w16sdtdh w16sdtfl w16du wp14">
   <w:p>
     <w:pPr>
       <w:pStyle w:val="En-tte"/>
@@ -840,7 +946,7 @@
 </file>
 
 <file path=word/numbering.xml><?xml version="1.0" encoding="utf-8"?>
-<w:numbering xmlns:wpc="http://schemas.microsoft.com/office/word/2010/wordprocessingCanvas" xmlns:cx="http://schemas.microsoft.com/office/drawing/2014/chartex" xmlns:cx1="http://schemas.microsoft.com/office/drawing/2015/9/8/chartex" xmlns:cx2="http://schemas.microsoft.com/office/drawing/2015/10/21/chartex" xmlns:cx3="http://schemas.microsoft.com/office/drawing/2016/5/9/chartex" xmlns:cx4="http://schemas.microsoft.com/office/drawing/2016/5/10/chartex" xmlns:cx5="http://schemas.microsoft.com/office/drawing/2016/5/11/chartex" xmlns:cx6="http://schemas.microsoft.com/office/drawing/2016/5/12/chartex" xmlns:cx7="http://schemas.microsoft.com/office/drawing/2016/5/13/chartex" xmlns:cx8="http://schemas.microsoft.com/office/drawing/2016/5/14/chartex" xmlns:mc="http://schemas.openxmlformats.org/markup-compatibility/2006" xmlns:aink="http://schemas.microsoft.com/office/drawing/2016/ink" xmlns:am3d="http://schemas.microsoft.com/office/drawing/2017/model3d" xmlns:o="urn:schemas-microsoft-com:office:office" xmlns:r="http://schemas.openxmlformats.org/officeDocument/2006/relationships" xmlns:m="http://schemas.openxmlformats.org/officeDocument/2006/math" xmlns:v="urn:schemas-microsoft-com:vml" xmlns:wp14="http://schemas.microsoft.com/office/word/2010/wordprocessingDrawing" xmlns:wp="http://schemas.openxmlformats.org/drawingml/2006/wordprocessingDrawing" xmlns:w10="urn:schemas-microsoft-com:office:word" xmlns:w="http://schemas.openxmlformats.org/wordprocessingml/2006/main" xmlns:w14="http://schemas.microsoft.com/office/word/2010/wordml" xmlns:w15="http://schemas.microsoft.com/office/word/2012/wordml" xmlns:w16cid="http://schemas.microsoft.com/office/word/2016/wordml/cid" xmlns:w16se="http://schemas.microsoft.com/office/word/2015/wordml/symex" xmlns:wpg="http://schemas.microsoft.com/office/word/2010/wordprocessingGroup" xmlns:wpi="http://schemas.microsoft.com/office/word/2010/wordprocessingInk" xmlns:wne="http://schemas.microsoft.com/office/word/2006/wordml" xmlns:wps="http://schemas.microsoft.com/office/word/2010/wordprocessingShape" mc:Ignorable="w14 w15 w16se w16cid wp14">
+<w:numbering xmlns:wpc="http://schemas.microsoft.com/office/word/2010/wordprocessingCanvas" xmlns:cx="http://schemas.microsoft.com/office/drawing/2014/chartex" xmlns:cx1="http://schemas.microsoft.com/office/drawing/2015/9/8/chartex" xmlns:cx2="http://schemas.microsoft.com/office/drawing/2015/10/21/chartex" xmlns:cx3="http://schemas.microsoft.com/office/drawing/2016/5/9/chartex" xmlns:cx4="http://schemas.microsoft.com/office/drawing/2016/5/10/chartex" xmlns:cx5="http://schemas.microsoft.com/office/drawing/2016/5/11/chartex" xmlns:cx6="http://schemas.microsoft.com/office/drawing/2016/5/12/chartex" xmlns:cx7="http://schemas.microsoft.com/office/drawing/2016/5/13/chartex" xmlns:cx8="http://schemas.microsoft.com/office/drawing/2016/5/14/chartex" xmlns:mc="http://schemas.openxmlformats.org/markup-compatibility/2006" xmlns:aink="http://schemas.microsoft.com/office/drawing/2016/ink" xmlns:am3d="http://schemas.microsoft.com/office/drawing/2017/model3d" xmlns:o="urn:schemas-microsoft-com:office:office" xmlns:oel="http://schemas.microsoft.com/office/2019/extlst" xmlns:r="http://schemas.openxmlformats.org/officeDocument/2006/relationships" xmlns:m="http://schemas.openxmlformats.org/officeDocument/2006/math" xmlns:v="urn:schemas-microsoft-com:vml" xmlns:wp14="http://schemas.microsoft.com/office/word/2010/wordprocessingDrawing" xmlns:wp="http://schemas.openxmlformats.org/drawingml/2006/wordprocessingDrawing" xmlns:w10="urn:schemas-microsoft-com:office:word" xmlns:w="http://schemas.openxmlformats.org/wordprocessingml/2006/main" xmlns:w14="http://schemas.microsoft.com/office/word/2010/wordml" xmlns:w15="http://schemas.microsoft.com/office/word/2012/wordml" xmlns:w16cex="http://schemas.microsoft.com/office/word/2018/wordml/cex" xmlns:w16cid="http://schemas.microsoft.com/office/word/2016/wordml/cid" xmlns:w16="http://schemas.microsoft.com/office/word/2018/wordml" xmlns:w16du="http://schemas.microsoft.com/office/word/2023/wordml/word16du" xmlns:w16sdtdh="http://schemas.microsoft.com/office/word/2020/wordml/sdtdatahash" xmlns:w16sdtfl="http://schemas.microsoft.com/office/word/2024/wordml/sdtformatlock" xmlns:w16se="http://schemas.microsoft.com/office/word/2015/wordml/symex" xmlns:wpg="http://schemas.microsoft.com/office/word/2010/wordprocessingGroup" xmlns:wpi="http://schemas.microsoft.com/office/word/2010/wordprocessingInk" xmlns:wne="http://schemas.microsoft.com/office/word/2006/wordml" xmlns:wps="http://schemas.microsoft.com/office/word/2010/wordprocessingShape" mc:Ignorable="w14 w15 w16se w16cid w16 w16cex w16sdtdh w16sdtfl w16du wp14">
   <w:abstractNum w:abstractNumId="0" w15:restartNumberingAfterBreak="0">
     <w:nsid w:val="28D11AA4"/>
     <w:multiLevelType w:val="hybridMultilevel"/>
@@ -1514,26 +1620,26 @@
       </w:rPr>
     </w:lvl>
   </w:abstractNum>
-  <w:num w:numId="1">
+  <w:num w:numId="1" w16cid:durableId="1458718022">
     <w:abstractNumId w:val="3"/>
   </w:num>
-  <w:num w:numId="2">
+  <w:num w:numId="2" w16cid:durableId="1572346688">
     <w:abstractNumId w:val="2"/>
   </w:num>
-  <w:num w:numId="3">
+  <w:num w:numId="3" w16cid:durableId="49036581">
     <w:abstractNumId w:val="1"/>
   </w:num>
-  <w:num w:numId="4">
+  <w:num w:numId="4" w16cid:durableId="2063140439">
     <w:abstractNumId w:val="4"/>
   </w:num>
-  <w:num w:numId="5">
+  <w:num w:numId="5" w16cid:durableId="1935477375">
     <w:abstractNumId w:val="0"/>
   </w:num>
 </w:numbering>
 </file>
 
 <file path=word/styles.xml><?xml version="1.0" encoding="utf-8"?>
-<w:styles xmlns:mc="http://schemas.openxmlformats.org/markup-compatibility/2006" xmlns:r="http://schemas.openxmlformats.org/officeDocument/2006/relationships" xmlns:w="http://schemas.openxmlformats.org/wordprocessingml/2006/main" xmlns:w14="http://schemas.microsoft.com/office/word/2010/wordml" xmlns:w15="http://schemas.microsoft.com/office/word/2012/wordml" xmlns:w16cid="http://schemas.microsoft.com/office/word/2016/wordml/cid" xmlns:w16se="http://schemas.microsoft.com/office/word/2015/wordml/symex" mc:Ignorable="w14 w15 w16se w16cid">
+<w:styles xmlns:mc="http://schemas.openxmlformats.org/markup-compatibility/2006" xmlns:r="http://schemas.openxmlformats.org/officeDocument/2006/relationships" xmlns:w="http://schemas.openxmlformats.org/wordprocessingml/2006/main" xmlns:w14="http://schemas.microsoft.com/office/word/2010/wordml" xmlns:w15="http://schemas.microsoft.com/office/word/2012/wordml" xmlns:w16cex="http://schemas.microsoft.com/office/word/2018/wordml/cex" xmlns:w16cid="http://schemas.microsoft.com/office/word/2016/wordml/cid" xmlns:w16="http://schemas.microsoft.com/office/word/2018/wordml" xmlns:w16du="http://schemas.microsoft.com/office/word/2023/wordml/word16du" xmlns:w16sdtdh="http://schemas.microsoft.com/office/word/2020/wordml/sdtdatahash" xmlns:w16sdtfl="http://schemas.microsoft.com/office/word/2024/wordml/sdtformatlock" xmlns:w16se="http://schemas.microsoft.com/office/word/2015/wordml/symex" mc:Ignorable="w14 w15 w16se w16cid w16 w16cex w16sdtdh w16sdtfl w16du">
   <w:docDefaults>
     <w:rPrDefault>
       <w:rPr>
@@ -1543,7 +1649,7 @@
     </w:rPrDefault>
     <w:pPrDefault/>
   </w:docDefaults>
-  <w:latentStyles w:defLockedState="0" w:defUIPriority="99" w:defSemiHidden="0" w:defUnhideWhenUsed="0" w:defQFormat="0" w:count="375">
+  <w:latentStyles w:defLockedState="0" w:defUIPriority="99" w:defSemiHidden="0" w:defUnhideWhenUsed="0" w:defQFormat="0" w:count="376">
     <w:lsdException w:name="Normal" w:uiPriority="0" w:qFormat="1"/>
     <w:lsdException w:name="heading 1" w:uiPriority="9" w:qFormat="1"/>
     <w:lsdException w:name="heading 2" w:semiHidden="1" w:uiPriority="9" w:unhideWhenUsed="1" w:qFormat="1"/>
@@ -1916,6 +2022,7 @@
     <w:lsdException w:name="Smart Hyperlink" w:semiHidden="1" w:unhideWhenUsed="1"/>
     <w:lsdException w:name="Hashtag" w:semiHidden="1" w:unhideWhenUsed="1"/>
     <w:lsdException w:name="Unresolved Mention" w:semiHidden="1" w:unhideWhenUsed="1"/>
+    <w:lsdException w:name="Smart Link" w:semiHidden="1" w:unhideWhenUsed="1"/>
   </w:latentStyles>
   <w:style w:type="paragraph" w:default="1" w:styleId="Normal">
     <w:name w:val="Normal"/>
@@ -2405,6 +2512,10 @@
 </file>
 
 <file path=customXml/item1.xml><?xml version="1.0" encoding="utf-8"?>
+<b:Sources xmlns:b="http://schemas.openxmlformats.org/officeDocument/2006/bibliography" xmlns="http://schemas.openxmlformats.org/officeDocument/2006/bibliography" SelectedStyle="\APASixthEditionOfficeOnline.xsl" StyleName="APA" Version="6"/>
+</file>
+
+<file path=customXml/item2.xml><?xml version="1.0" encoding="utf-8"?>
 <s:customData xmlns="http://www.wps.cn/officeDocument/2013/wpsCustomData" xmlns:s="http://www.wps.cn/officeDocument/2013/wpsCustomData">
   <customSectProps>
     <customSectPr/>
@@ -2432,22 +2543,18 @@
 </s:customData>
 </file>
 
-<file path=customXml/item2.xml><?xml version="1.0" encoding="utf-8"?>
-<b:Sources xmlns:b="http://schemas.openxmlformats.org/officeDocument/2006/bibliography" xmlns="http://schemas.openxmlformats.org/officeDocument/2006/bibliography" SelectedStyle="\APASixthEditionOfficeOnline.xsl" StyleName="APA" Version="6"/>
+<file path=customXml/itemProps1.xml><?xml version="1.0" encoding="utf-8"?>
+<ds:datastoreItem xmlns:ds="http://schemas.openxmlformats.org/officeDocument/2006/customXml" ds:itemID="{E9B13293-6149-4F8E-817C-1C1AEDA16917}">
+  <ds:schemaRefs>
+    <ds:schemaRef ds:uri="http://schemas.openxmlformats.org/officeDocument/2006/bibliography"/>
+  </ds:schemaRefs>
+</ds:datastoreItem>
 </file>
 
-<file path=customXml/itemProps1.xml><?xml version="1.0" encoding="utf-8"?>
+<file path=customXml/itemProps2.xml><?xml version="1.0" encoding="utf-8"?>
 <ds:datastoreItem xmlns:ds="http://schemas.openxmlformats.org/officeDocument/2006/customXml" ds:itemID="{B1977F7D-205B-4081-913C-38D41E755F92}">
   <ds:schemaRefs>
     <ds:schemaRef ds:uri="http://www.wps.cn/officeDocument/2013/wpsCustomData"/>
   </ds:schemaRefs>
 </ds:datastoreItem>
-</file>
-
-<file path=customXml/itemProps2.xml><?xml version="1.0" encoding="utf-8"?>
-<ds:datastoreItem xmlns:ds="http://schemas.openxmlformats.org/officeDocument/2006/customXml" ds:itemID="{E9B13293-6149-4F8E-817C-1C1AEDA16917}">
-  <ds:schemaRefs>
-    <ds:schemaRef ds:uri="http://schemas.openxmlformats.org/officeDocument/2006/bibliography"/>
-  </ds:schemaRefs>
-</ds:datastoreItem>
 </file>